--- a/04_支援会社提出パッケージ/01_regulations_word/01_board_meeting_rules_draft.docx
+++ b/04_支援会社提出パッケージ/01_regulations_word/01_board_meeting_rules_draft.docx
@@ -118,7 +118,7 @@
           <w:b w:val="0"/>
           <w:i w:val="0"/>
         </w:rPr>
-        <w:t>本規程は、株式会社MoMoの取締役会の運営に関する基本事項を定め、取締役会による適切な意思決定及び業務執行の監督を確保することを目的とする。</w:t>
+        <w:t>当社の取締役会に関する事項は、法令又は定款に規定するもののほか、本規程に定めるところによる。</w:t>
       </w:r>
     </w:p>
     <w:p>
@@ -131,7 +131,7 @@
           <w:b w:val="0"/>
           <w:i w:val="0"/>
         </w:rPr>
-        <w:t>第2条（適用範囲）</w:t>
+        <w:t>第2条（構成）</w:t>
       </w:r>
     </w:p>
     <w:p>
@@ -144,12 +144,14 @@
           <w:b w:val="0"/>
           <w:i w:val="0"/>
         </w:rPr>
-        <w:t>取締役会の招集、議事、決議、報告、議事録その他取締役会の運営に関する事項は、法令、定款その他別に定めるもののほか、本規程による。</w:t>
+        <w:t>取締役会は、取締役をもって構成し、業務執行に関する重要事項を決定するとともに、取締役の職務執行を監督する。</w:t>
       </w:r>
     </w:p>
     <w:p>
       <w:pPr>
-        <w:pStyle w:val="Heading2"/>
+        <w:pStyle w:val="ListNumber"/>
+        <w:spacing w:before="0" w:after="160" w:line="280" w:lineRule="auto"/>
+        <w:ind w:left="720" w:hanging="360"/>
       </w:pPr>
       <w:r>
         <w:rPr>
@@ -157,12 +159,12 @@
           <w:b w:val="0"/>
           <w:i w:val="0"/>
         </w:rPr>
-        <w:t>第3条（取締役会の役割）</w:t>
+        <w:t>監査役は、取締役会に出席し、必要に応じて意見を述べるものとする。</w:t>
       </w:r>
     </w:p>
     <w:p>
       <w:pPr>
-        <w:spacing w:before="0" w:after="120" w:line="264" w:lineRule="auto"/>
+        <w:pStyle w:val="Heading2"/>
       </w:pPr>
       <w:r>
         <w:rPr>
@@ -170,12 +172,12 @@
           <w:b w:val="0"/>
           <w:i w:val="0"/>
         </w:rPr>
-        <w:t>取締役会は、法令及び定款に定める事項、経営上の重要事項を決定するとともに、取締役の職務の執行を監督する。</w:t>
+        <w:t>第3条（種類及び開催）</w:t>
       </w:r>
     </w:p>
     <w:p>
       <w:pPr>
-        <w:pStyle w:val="Heading1"/>
+        <w:spacing w:before="0" w:after="120" w:line="264" w:lineRule="auto"/>
       </w:pPr>
       <w:r>
         <w:rPr>
@@ -183,12 +185,14 @@
           <w:b w:val="0"/>
           <w:i w:val="0"/>
         </w:rPr>
-        <w:t>第2章 構成</w:t>
+        <w:t>取締役会は、定時取締役会及び臨時取締役会とする。</w:t>
       </w:r>
     </w:p>
     <w:p>
       <w:pPr>
-        <w:pStyle w:val="Heading2"/>
+        <w:pStyle w:val="ListNumber"/>
+        <w:spacing w:before="0" w:after="160" w:line="280" w:lineRule="auto"/>
+        <w:ind w:left="720" w:hanging="360"/>
       </w:pPr>
       <w:r>
         <w:rPr>
@@ -196,12 +200,14 @@
           <w:b w:val="0"/>
           <w:i w:val="0"/>
         </w:rPr>
-        <w:t>第4条（構成員）</w:t>
+        <w:t>定時取締役会は、原則として毎月1回開催する。</w:t>
       </w:r>
     </w:p>
     <w:p>
       <w:pPr>
-        <w:spacing w:before="0" w:after="120" w:line="264" w:lineRule="auto"/>
+        <w:pStyle w:val="ListNumber"/>
+        <w:spacing w:before="0" w:after="160" w:line="280" w:lineRule="auto"/>
+        <w:ind w:left="720" w:hanging="360"/>
       </w:pPr>
       <w:r>
         <w:rPr>
@@ -209,7 +215,7 @@
           <w:b w:val="0"/>
           <w:i w:val="0"/>
         </w:rPr>
-        <w:t>取締役会は、すべての取締役をもって構成する。</w:t>
+        <w:t>定時取締役会は、原則として月次決算及び予実管理資料の作成後、速やかに開催する。</w:t>
       </w:r>
     </w:p>
     <w:p>
@@ -224,12 +230,14 @@
           <w:b w:val="0"/>
           <w:i w:val="0"/>
         </w:rPr>
-        <w:t>監査役は、取締役会に出席し、必要があると認めるときは意見を述べるものとする。</w:t>
+        <w:t>臨時取締役会は、必要に応じて随時開催することができる。</w:t>
       </w:r>
     </w:p>
     <w:p>
       <w:pPr>
-        <w:pStyle w:val="Heading2"/>
+        <w:pStyle w:val="ListNumber"/>
+        <w:spacing w:before="0" w:after="160" w:line="280" w:lineRule="auto"/>
+        <w:ind w:left="720" w:hanging="360"/>
       </w:pPr>
       <w:r>
         <w:rPr>
@@ -237,7 +245,199 @@
           <w:b w:val="0"/>
           <w:i w:val="0"/>
         </w:rPr>
-        <w:t>第5条（議長）</w:t>
+        <w:t>取締役会は、本社、その他議長が適当と認める場所又は電話会議、Web会議その他の電磁的方法により開催することができる。この場合、出席方法及び場所を議事録に記録する。</w:t>
+      </w:r>
+    </w:p>
+    <w:p>
+      <w:pPr>
+        <w:pStyle w:val="Heading1"/>
+      </w:pPr>
+      <w:r>
+        <w:rPr>
+          <w:rFonts w:ascii="Arial Unicode MS" w:hAnsi="Arial Unicode MS" w:eastAsia="Arial Unicode MS" w:cs="Arial Unicode MS"/>
+          <w:b w:val="0"/>
+          <w:i w:val="0"/>
+        </w:rPr>
+        <w:t>第2章 招集</w:t>
+      </w:r>
+    </w:p>
+    <w:p>
+      <w:pPr>
+        <w:pStyle w:val="Heading2"/>
+      </w:pPr>
+      <w:r>
+        <w:rPr>
+          <w:rFonts w:ascii="Arial Unicode MS" w:hAnsi="Arial Unicode MS" w:eastAsia="Arial Unicode MS" w:cs="Arial Unicode MS"/>
+          <w:b w:val="0"/>
+          <w:i w:val="0"/>
+        </w:rPr>
+        <w:t>第4条（招集権者）</w:t>
+      </w:r>
+    </w:p>
+    <w:p>
+      <w:pPr>
+        <w:spacing w:before="0" w:after="120" w:line="264" w:lineRule="auto"/>
+      </w:pPr>
+      <w:r>
+        <w:rPr>
+          <w:rFonts w:ascii="Arial Unicode MS" w:hAnsi="Arial Unicode MS" w:eastAsia="Arial Unicode MS" w:cs="Arial Unicode MS"/>
+          <w:b w:val="0"/>
+          <w:i w:val="0"/>
+        </w:rPr>
+        <w:t>取締役会は、法令に別段の定めがある場合を除き、代表取締役社長が招集する。</w:t>
+      </w:r>
+    </w:p>
+    <w:p>
+      <w:pPr>
+        <w:pStyle w:val="ListNumber"/>
+        <w:spacing w:before="0" w:after="160" w:line="280" w:lineRule="auto"/>
+        <w:ind w:left="720" w:hanging="360"/>
+      </w:pPr>
+      <w:r>
+        <w:rPr>
+          <w:rFonts w:ascii="Arial Unicode MS" w:hAnsi="Arial Unicode MS" w:eastAsia="Arial Unicode MS" w:cs="Arial Unicode MS"/>
+          <w:b w:val="0"/>
+          <w:i w:val="0"/>
+        </w:rPr>
+        <w:t>代表取締役社長に事故があるときは、あらかじめ取締役会で定めた順序に従い、他の取締役が招集する。</w:t>
+      </w:r>
+    </w:p>
+    <w:p>
+      <w:pPr>
+        <w:pStyle w:val="Heading2"/>
+      </w:pPr>
+      <w:r>
+        <w:rPr>
+          <w:rFonts w:ascii="Arial Unicode MS" w:hAnsi="Arial Unicode MS" w:eastAsia="Arial Unicode MS" w:cs="Arial Unicode MS"/>
+          <w:b w:val="0"/>
+          <w:i w:val="0"/>
+        </w:rPr>
+        <w:t>第5条（招集手続）</w:t>
+      </w:r>
+    </w:p>
+    <w:p>
+      <w:pPr>
+        <w:spacing w:before="0" w:after="120" w:line="264" w:lineRule="auto"/>
+      </w:pPr>
+      <w:r>
+        <w:rPr>
+          <w:rFonts w:ascii="Arial Unicode MS" w:hAnsi="Arial Unicode MS" w:eastAsia="Arial Unicode MS" w:cs="Arial Unicode MS"/>
+          <w:b w:val="0"/>
+          <w:i w:val="0"/>
+        </w:rPr>
+        <w:t>招集権者は、開催日の3日前までに、各取締役及び監査役に招集通知を発するものとする。</w:t>
+      </w:r>
+    </w:p>
+    <w:p>
+      <w:pPr>
+        <w:pStyle w:val="ListNumber"/>
+        <w:spacing w:before="0" w:after="160" w:line="280" w:lineRule="auto"/>
+        <w:ind w:left="720" w:hanging="360"/>
+      </w:pPr>
+      <w:r>
+        <w:rPr>
+          <w:rFonts w:ascii="Arial Unicode MS" w:hAnsi="Arial Unicode MS" w:eastAsia="Arial Unicode MS" w:cs="Arial Unicode MS"/>
+          <w:b w:val="0"/>
+          <w:i w:val="0"/>
+        </w:rPr>
+        <w:t>招集通知には、開催日時、開催場所又は開催方法、会議の目的事項その他必要な事項を記載又は記録する。</w:t>
+      </w:r>
+    </w:p>
+    <w:p>
+      <w:pPr>
+        <w:pStyle w:val="ListNumber"/>
+        <w:spacing w:before="0" w:after="160" w:line="280" w:lineRule="auto"/>
+        <w:ind w:left="720" w:hanging="360"/>
+      </w:pPr>
+      <w:r>
+        <w:rPr>
+          <w:rFonts w:ascii="Arial Unicode MS" w:hAnsi="Arial Unicode MS" w:eastAsia="Arial Unicode MS" w:cs="Arial Unicode MS"/>
+          <w:b w:val="0"/>
+          <w:i w:val="0"/>
+        </w:rPr>
+        <w:t>緊急の必要がある場合は、第1項の期間を短縮することができる。</w:t>
+      </w:r>
+    </w:p>
+    <w:p>
+      <w:pPr>
+        <w:pStyle w:val="ListNumber"/>
+        <w:spacing w:before="0" w:after="160" w:line="280" w:lineRule="auto"/>
+        <w:ind w:left="720" w:hanging="360"/>
+      </w:pPr>
+      <w:r>
+        <w:rPr>
+          <w:rFonts w:ascii="Arial Unicode MS" w:hAnsi="Arial Unicode MS" w:eastAsia="Arial Unicode MS" w:cs="Arial Unicode MS"/>
+          <w:b w:val="0"/>
+          <w:i w:val="0"/>
+        </w:rPr>
+        <w:t>取締役及び監査役全員の同意があるときは、招集手続を省略することができる。</w:t>
+      </w:r>
+    </w:p>
+    <w:p>
+      <w:pPr>
+        <w:pStyle w:val="Heading2"/>
+      </w:pPr>
+      <w:r>
+        <w:rPr>
+          <w:rFonts w:ascii="Arial Unicode MS" w:hAnsi="Arial Unicode MS" w:eastAsia="Arial Unicode MS" w:cs="Arial Unicode MS"/>
+          <w:b w:val="0"/>
+          <w:i w:val="0"/>
+        </w:rPr>
+        <w:t>第6条（招集請求）</w:t>
+      </w:r>
+    </w:p>
+    <w:p>
+      <w:pPr>
+        <w:spacing w:before="0" w:after="120" w:line="264" w:lineRule="auto"/>
+      </w:pPr>
+      <w:r>
+        <w:rPr>
+          <w:rFonts w:ascii="Arial Unicode MS" w:hAnsi="Arial Unicode MS" w:eastAsia="Arial Unicode MS" w:cs="Arial Unicode MS"/>
+          <w:b w:val="0"/>
+          <w:i w:val="0"/>
+        </w:rPr>
+        <w:t>招集権者でない取締役は、必要と認めたときは、招集権者に対し、会議の目的事項及び招集を必要とする理由を示して、取締役会の招集を請求することができる。</w:t>
+      </w:r>
+    </w:p>
+    <w:p>
+      <w:pPr>
+        <w:pStyle w:val="ListNumber"/>
+        <w:spacing w:before="0" w:after="160" w:line="280" w:lineRule="auto"/>
+        <w:ind w:left="720" w:hanging="360"/>
+      </w:pPr>
+      <w:r>
+        <w:rPr>
+          <w:rFonts w:ascii="Arial Unicode MS" w:hAnsi="Arial Unicode MS" w:eastAsia="Arial Unicode MS" w:cs="Arial Unicode MS"/>
+          <w:b w:val="0"/>
+          <w:i w:val="0"/>
+        </w:rPr>
+        <w:t>監査役は、監査のため必要と認めたときは、招集権者に対し、取締役会の招集を請求することができる。</w:t>
+      </w:r>
+    </w:p>
+    <w:p>
+      <w:pPr>
+        <w:pStyle w:val="Heading1"/>
+      </w:pPr>
+      <w:r>
+        <w:rPr>
+          <w:rFonts w:ascii="Arial Unicode MS" w:hAnsi="Arial Unicode MS" w:eastAsia="Arial Unicode MS" w:cs="Arial Unicode MS"/>
+          <w:b w:val="0"/>
+          <w:i w:val="0"/>
+        </w:rPr>
+        <w:t>第3章 議事</w:t>
+      </w:r>
+    </w:p>
+    <w:p>
+      <w:pPr>
+        <w:pStyle w:val="Heading2"/>
+      </w:pPr>
+      <w:r>
+        <w:rPr>
+          <w:rFonts w:ascii="Arial Unicode MS" w:hAnsi="Arial Unicode MS" w:eastAsia="Arial Unicode MS" w:cs="Arial Unicode MS"/>
+          <w:b w:val="0"/>
+          <w:i w:val="0"/>
+        </w:rPr>
+        <w:t>第7条（議長）</w:t>
       </w:r>
     </w:p>
     <w:p>
@@ -270,7 +470,9 @@
     </w:p>
     <w:p>
       <w:pPr>
-        <w:pStyle w:val="Heading1"/>
+        <w:pStyle w:val="ListNumber"/>
+        <w:spacing w:before="0" w:after="160" w:line="280" w:lineRule="auto"/>
+        <w:ind w:left="720" w:hanging="360"/>
       </w:pPr>
       <w:r>
         <w:rPr>
@@ -278,7 +480,7 @@
           <w:b w:val="0"/>
           <w:i w:val="0"/>
         </w:rPr>
-        <w:t>第3章 招集</w:t>
+        <w:t>会議の目的事項について議長に特別の利害関係がある場合は、当該事項について、前項に準じて他の取締役が議長となる。</w:t>
       </w:r>
     </w:p>
     <w:p>
@@ -291,158 +493,7 @@
           <w:b w:val="0"/>
           <w:i w:val="0"/>
         </w:rPr>
-        <w:t>第6条（開催）</w:t>
-      </w:r>
-    </w:p>
-    <w:p>
-      <w:pPr>
-        <w:spacing w:before="0" w:after="120" w:line="264" w:lineRule="auto"/>
-      </w:pPr>
-      <w:r>
-        <w:rPr>
-          <w:rFonts w:ascii="Arial Unicode MS" w:hAnsi="Arial Unicode MS" w:eastAsia="Arial Unicode MS" w:cs="Arial Unicode MS"/>
-          <w:b w:val="0"/>
-          <w:i w:val="0"/>
-        </w:rPr>
-        <w:t>定時取締役会は、原則として毎月1回開催する。</w:t>
-      </w:r>
-    </w:p>
-    <w:p>
-      <w:pPr>
-        <w:pStyle w:val="ListNumber"/>
-        <w:spacing w:before="0" w:after="160" w:line="280" w:lineRule="auto"/>
-        <w:ind w:left="720" w:hanging="360"/>
-      </w:pPr>
-      <w:r>
-        <w:rPr>
-          <w:rFonts w:ascii="Arial Unicode MS" w:hAnsi="Arial Unicode MS" w:eastAsia="Arial Unicode MS" w:cs="Arial Unicode MS"/>
-          <w:b w:val="0"/>
-          <w:i w:val="0"/>
-        </w:rPr>
-        <w:t>必要がある場合は、臨時取締役会を随時開催することができる。</w:t>
-      </w:r>
-    </w:p>
-    <w:p>
-      <w:pPr>
-        <w:pStyle w:val="Heading2"/>
-      </w:pPr>
-      <w:r>
-        <w:rPr>
-          <w:rFonts w:ascii="Arial Unicode MS" w:hAnsi="Arial Unicode MS" w:eastAsia="Arial Unicode MS" w:cs="Arial Unicode MS"/>
-          <w:b w:val="0"/>
-          <w:i w:val="0"/>
-        </w:rPr>
-        <w:t>第7条（招集権者）</w:t>
-      </w:r>
-    </w:p>
-    <w:p>
-      <w:pPr>
-        <w:spacing w:before="0" w:after="120" w:line="264" w:lineRule="auto"/>
-      </w:pPr>
-      <w:r>
-        <w:rPr>
-          <w:rFonts w:ascii="Arial Unicode MS" w:hAnsi="Arial Unicode MS" w:eastAsia="Arial Unicode MS" w:cs="Arial Unicode MS"/>
-          <w:b w:val="0"/>
-          <w:i w:val="0"/>
-        </w:rPr>
-        <w:t>取締役会は、法令に別段の定めがある場合を除き、代表取締役社長が招集する。</w:t>
-      </w:r>
-    </w:p>
-    <w:p>
-      <w:pPr>
-        <w:pStyle w:val="ListNumber"/>
-        <w:spacing w:before="0" w:after="160" w:line="280" w:lineRule="auto"/>
-        <w:ind w:left="720" w:hanging="360"/>
-      </w:pPr>
-      <w:r>
-        <w:rPr>
-          <w:rFonts w:ascii="Arial Unicode MS" w:hAnsi="Arial Unicode MS" w:eastAsia="Arial Unicode MS" w:cs="Arial Unicode MS"/>
-          <w:b w:val="0"/>
-          <w:i w:val="0"/>
-        </w:rPr>
-        <w:t>代表取締役社長に事故があるときは、あらかじめ取締役会で定めた順序に従い、他の取締役が招集する。</w:t>
-      </w:r>
-    </w:p>
-    <w:p>
-      <w:pPr>
-        <w:pStyle w:val="Heading2"/>
-      </w:pPr>
-      <w:r>
-        <w:rPr>
-          <w:rFonts w:ascii="Arial Unicode MS" w:hAnsi="Arial Unicode MS" w:eastAsia="Arial Unicode MS" w:cs="Arial Unicode MS"/>
-          <w:b w:val="0"/>
-          <w:i w:val="0"/>
-        </w:rPr>
-        <w:t>第8条（招集通知）</w:t>
-      </w:r>
-    </w:p>
-    <w:p>
-      <w:pPr>
-        <w:spacing w:before="0" w:after="120" w:line="264" w:lineRule="auto"/>
-      </w:pPr>
-      <w:r>
-        <w:rPr>
-          <w:rFonts w:ascii="Arial Unicode MS" w:hAnsi="Arial Unicode MS" w:eastAsia="Arial Unicode MS" w:cs="Arial Unicode MS"/>
-          <w:b w:val="0"/>
-          <w:i w:val="0"/>
-        </w:rPr>
-        <w:t>取締役会の招集通知は、会日の3日前までに、各取締役及び各監査役に対して発する。</w:t>
-      </w:r>
-    </w:p>
-    <w:p>
-      <w:pPr>
-        <w:pStyle w:val="ListNumber"/>
-        <w:spacing w:before="0" w:after="160" w:line="280" w:lineRule="auto"/>
-        <w:ind w:left="720" w:hanging="360"/>
-      </w:pPr>
-      <w:r>
-        <w:rPr>
-          <w:rFonts w:ascii="Arial Unicode MS" w:hAnsi="Arial Unicode MS" w:eastAsia="Arial Unicode MS" w:cs="Arial Unicode MS"/>
-          <w:b w:val="0"/>
-          <w:i w:val="0"/>
-        </w:rPr>
-        <w:t>緊急の必要がある場合は、前項の期間を短縮することができる。</w:t>
-      </w:r>
-    </w:p>
-    <w:p>
-      <w:pPr>
-        <w:pStyle w:val="ListNumber"/>
-        <w:spacing w:before="0" w:after="160" w:line="280" w:lineRule="auto"/>
-        <w:ind w:left="720" w:hanging="360"/>
-      </w:pPr>
-      <w:r>
-        <w:rPr>
-          <w:rFonts w:ascii="Arial Unicode MS" w:hAnsi="Arial Unicode MS" w:eastAsia="Arial Unicode MS" w:cs="Arial Unicode MS"/>
-          <w:b w:val="0"/>
-          <w:i w:val="0"/>
-        </w:rPr>
-        <w:t>取締役及び監査役全員の同意があるときは、招集手続を省略することができる。</w:t>
-      </w:r>
-    </w:p>
-    <w:p>
-      <w:pPr>
-        <w:pStyle w:val="Heading1"/>
-      </w:pPr>
-      <w:r>
-        <w:rPr>
-          <w:rFonts w:ascii="Arial Unicode MS" w:hAnsi="Arial Unicode MS" w:eastAsia="Arial Unicode MS" w:cs="Arial Unicode MS"/>
-          <w:b w:val="0"/>
-          <w:i w:val="0"/>
-        </w:rPr>
-        <w:t>第4章 付議事項</w:t>
-      </w:r>
-    </w:p>
-    <w:p>
-      <w:pPr>
-        <w:pStyle w:val="Heading2"/>
-      </w:pPr>
-      <w:r>
-        <w:rPr>
-          <w:rFonts w:ascii="Arial Unicode MS" w:hAnsi="Arial Unicode MS" w:eastAsia="Arial Unicode MS" w:cs="Arial Unicode MS"/>
-          <w:b w:val="0"/>
-          <w:i w:val="0"/>
-        </w:rPr>
-        <w:t>第9条（決議事項）</w:t>
+        <w:t>第8条（決議事項）</w:t>
       </w:r>
     </w:p>
     <w:p>
@@ -468,7 +519,225 @@
           <w:b w:val="0"/>
           <w:i w:val="0"/>
         </w:rPr>
-        <w:t>第10条（報告事項）</w:t>
+        <w:t>第9条（決議方法）</w:t>
+      </w:r>
+    </w:p>
+    <w:p>
+      <w:pPr>
+        <w:spacing w:before="0" w:after="120" w:line="264" w:lineRule="auto"/>
+      </w:pPr>
+      <w:r>
+        <w:rPr>
+          <w:rFonts w:ascii="Arial Unicode MS" w:hAnsi="Arial Unicode MS" w:eastAsia="Arial Unicode MS" w:cs="Arial Unicode MS"/>
+          <w:b w:val="0"/>
+          <w:i w:val="0"/>
+        </w:rPr>
+        <w:t>取締役会の決議は、議決に加わることができる取締役の過半数が出席し、その過半数をもって行う。</w:t>
+      </w:r>
+    </w:p>
+    <w:p>
+      <w:pPr>
+        <w:pStyle w:val="ListNumber"/>
+        <w:spacing w:before="0" w:after="160" w:line="280" w:lineRule="auto"/>
+        <w:ind w:left="720" w:hanging="360"/>
+      </w:pPr>
+      <w:r>
+        <w:rPr>
+          <w:rFonts w:ascii="Arial Unicode MS" w:hAnsi="Arial Unicode MS" w:eastAsia="Arial Unicode MS" w:cs="Arial Unicode MS"/>
+          <w:b w:val="0"/>
+          <w:i w:val="0"/>
+        </w:rPr>
+        <w:t>決議について特別の利害関係を有する取締役は、当該決議に参加することができない。</w:t>
+      </w:r>
+    </w:p>
+    <w:p>
+      <w:pPr>
+        <w:pStyle w:val="ListNumber"/>
+        <w:spacing w:before="0" w:after="160" w:line="280" w:lineRule="auto"/>
+        <w:ind w:left="720" w:hanging="360"/>
+      </w:pPr>
+      <w:r>
+        <w:rPr>
+          <w:rFonts w:ascii="Arial Unicode MS" w:hAnsi="Arial Unicode MS" w:eastAsia="Arial Unicode MS" w:cs="Arial Unicode MS"/>
+          <w:b w:val="0"/>
+          <w:i w:val="0"/>
+        </w:rPr>
+        <w:t>前項の取締役の出席は、当該決議における定足数に算入しない。</w:t>
+      </w:r>
+    </w:p>
+    <w:p>
+      <w:pPr>
+        <w:pStyle w:val="ListNumber"/>
+        <w:spacing w:before="0" w:after="160" w:line="280" w:lineRule="auto"/>
+        <w:ind w:left="720" w:hanging="360"/>
+      </w:pPr>
+      <w:r>
+        <w:rPr>
+          <w:rFonts w:ascii="Arial Unicode MS" w:hAnsi="Arial Unicode MS" w:eastAsia="Arial Unicode MS" w:cs="Arial Unicode MS"/>
+          <w:b w:val="0"/>
+          <w:i w:val="0"/>
+        </w:rPr>
+        <w:t>議長は、取締役会に出席できない取締役又は監査役から要請があったときは、その者の書面又は電磁的記録による意見を取締役会において伝達するものとする。</w:t>
+      </w:r>
+    </w:p>
+    <w:p>
+      <w:pPr>
+        <w:pStyle w:val="Heading2"/>
+      </w:pPr>
+      <w:r>
+        <w:rPr>
+          <w:rFonts w:ascii="Arial Unicode MS" w:hAnsi="Arial Unicode MS" w:eastAsia="Arial Unicode MS" w:cs="Arial Unicode MS"/>
+          <w:b w:val="0"/>
+          <w:i w:val="0"/>
+        </w:rPr>
+        <w:t>第10条（決議の省略）</w:t>
+      </w:r>
+    </w:p>
+    <w:p>
+      <w:pPr>
+        <w:spacing w:before="0" w:after="120" w:line="264" w:lineRule="auto"/>
+      </w:pPr>
+      <w:r>
+        <w:rPr>
+          <w:rFonts w:ascii="Arial Unicode MS" w:hAnsi="Arial Unicode MS" w:eastAsia="Arial Unicode MS" w:cs="Arial Unicode MS"/>
+          <w:b w:val="0"/>
+          <w:i w:val="0"/>
+        </w:rPr>
+        <w:t>定款に定めがある場合、取締役が取締役会の決議の目的である事項について提案したときは、当該提案につき取締役の全員が書面又は電磁的記録により同意の意思表示をし、監査役が異議を述べないときは、当該提案を可決する旨の取締役会決議があったものとみなす。</w:t>
+      </w:r>
+    </w:p>
+    <w:p>
+      <w:pPr>
+        <w:pStyle w:val="Heading2"/>
+      </w:pPr>
+      <w:r>
+        <w:rPr>
+          <w:rFonts w:ascii="Arial Unicode MS" w:hAnsi="Arial Unicode MS" w:eastAsia="Arial Unicode MS" w:cs="Arial Unicode MS"/>
+          <w:b w:val="0"/>
+          <w:i w:val="0"/>
+        </w:rPr>
+        <w:t>第11条（事後承認）</w:t>
+      </w:r>
+    </w:p>
+    <w:p>
+      <w:pPr>
+        <w:spacing w:before="0" w:after="120" w:line="264" w:lineRule="auto"/>
+      </w:pPr>
+      <w:r>
+        <w:rPr>
+          <w:rFonts w:ascii="Arial Unicode MS" w:hAnsi="Arial Unicode MS" w:eastAsia="Arial Unicode MS" w:cs="Arial Unicode MS"/>
+          <w:b w:val="0"/>
+          <w:i w:val="0"/>
+        </w:rPr>
+        <w:t>緊急その他やむを得ない事由により取締役会に付議することができないときは、代表取締役社長が必要な措置を行うことができる。</w:t>
+      </w:r>
+    </w:p>
+    <w:p>
+      <w:pPr>
+        <w:pStyle w:val="ListNumber"/>
+        <w:spacing w:before="0" w:after="160" w:line="280" w:lineRule="auto"/>
+        <w:ind w:left="720" w:hanging="360"/>
+      </w:pPr>
+      <w:r>
+        <w:rPr>
+          <w:rFonts w:ascii="Arial Unicode MS" w:hAnsi="Arial Unicode MS" w:eastAsia="Arial Unicode MS" w:cs="Arial Unicode MS"/>
+          <w:b w:val="0"/>
+          <w:i w:val="0"/>
+        </w:rPr>
+        <w:t>前項の場合、代表取締役社長は、事後遅滞なく取締役会に報告し、その承認を受けなければならない。</w:t>
+      </w:r>
+    </w:p>
+    <w:p>
+      <w:pPr>
+        <w:pStyle w:val="Heading2"/>
+      </w:pPr>
+      <w:r>
+        <w:rPr>
+          <w:rFonts w:ascii="Arial Unicode MS" w:hAnsi="Arial Unicode MS" w:eastAsia="Arial Unicode MS" w:cs="Arial Unicode MS"/>
+          <w:b w:val="0"/>
+          <w:i w:val="0"/>
+        </w:rPr>
+        <w:t>第12条（他の者の出席）</w:t>
+      </w:r>
+    </w:p>
+    <w:p>
+      <w:pPr>
+        <w:spacing w:before="0" w:after="120" w:line="264" w:lineRule="auto"/>
+      </w:pPr>
+      <w:r>
+        <w:rPr>
+          <w:rFonts w:ascii="Arial Unicode MS" w:hAnsi="Arial Unicode MS" w:eastAsia="Arial Unicode MS" w:cs="Arial Unicode MS"/>
+          <w:b w:val="0"/>
+          <w:i w:val="0"/>
+        </w:rPr>
+        <w:t>取締役会が必要と認めたときは、取締役及び監査役以外の者を取締役会に出席させ、その説明又は意見を求めることができる。</w:t>
+      </w:r>
+    </w:p>
+    <w:p>
+      <w:pPr>
+        <w:pStyle w:val="Heading2"/>
+      </w:pPr>
+      <w:r>
+        <w:rPr>
+          <w:rFonts w:ascii="Arial Unicode MS" w:hAnsi="Arial Unicode MS" w:eastAsia="Arial Unicode MS" w:cs="Arial Unicode MS"/>
+          <w:b w:val="0"/>
+          <w:i w:val="0"/>
+        </w:rPr>
+        <w:t>第13条（監査役の意見）</w:t>
+      </w:r>
+    </w:p>
+    <w:p>
+      <w:pPr>
+        <w:spacing w:before="0" w:after="120" w:line="264" w:lineRule="auto"/>
+      </w:pPr>
+      <w:r>
+        <w:rPr>
+          <w:rFonts w:ascii="Arial Unicode MS" w:hAnsi="Arial Unicode MS" w:eastAsia="Arial Unicode MS" w:cs="Arial Unicode MS"/>
+          <w:b w:val="0"/>
+          <w:i w:val="0"/>
+        </w:rPr>
+        <w:t>議長は、監査の対象となる議案又は監査役の意見を聴取する必要がある議案については、採決に先立って監査役の意見を求めるものとする。</w:t>
+      </w:r>
+    </w:p>
+    <w:p>
+      <w:pPr>
+        <w:pStyle w:val="ListNumber"/>
+        <w:spacing w:before="0" w:after="160" w:line="280" w:lineRule="auto"/>
+        <w:ind w:left="720" w:hanging="360"/>
+      </w:pPr>
+      <w:r>
+        <w:rPr>
+          <w:rFonts w:ascii="Arial Unicode MS" w:hAnsi="Arial Unicode MS" w:eastAsia="Arial Unicode MS" w:cs="Arial Unicode MS"/>
+          <w:b w:val="0"/>
+          <w:i w:val="0"/>
+        </w:rPr>
+        <w:t>監査役は、監査のため必要があるときは、取締役会において会議の目的事項以外の事項についても意見を述べることができる。</w:t>
+      </w:r>
+    </w:p>
+    <w:p>
+      <w:pPr>
+        <w:pStyle w:val="Heading1"/>
+      </w:pPr>
+      <w:r>
+        <w:rPr>
+          <w:rFonts w:ascii="Arial Unicode MS" w:hAnsi="Arial Unicode MS" w:eastAsia="Arial Unicode MS" w:cs="Arial Unicode MS"/>
+          <w:b w:val="0"/>
+          <w:i w:val="0"/>
+        </w:rPr>
+        <w:t>第4章 報告事項</w:t>
+      </w:r>
+    </w:p>
+    <w:p>
+      <w:pPr>
+        <w:pStyle w:val="Heading2"/>
+      </w:pPr>
+      <w:r>
+        <w:rPr>
+          <w:rFonts w:ascii="Arial Unicode MS" w:hAnsi="Arial Unicode MS" w:eastAsia="Arial Unicode MS" w:cs="Arial Unicode MS"/>
+          <w:b w:val="0"/>
+          <w:i w:val="0"/>
+        </w:rPr>
+        <w:t>第14条（報告事項）</w:t>
       </w:r>
     </w:p>
     <w:p>
@@ -614,7 +883,7 @@
           <w:b w:val="0"/>
           <w:i w:val="0"/>
         </w:rPr>
-        <w:t>第5章 決議</w:t>
+        <w:t>第5章 議事録</w:t>
       </w:r>
     </w:p>
     <w:p>
@@ -627,113 +896,7 @@
           <w:b w:val="0"/>
           <w:i w:val="0"/>
         </w:rPr>
-        <w:t>第11条（決議方法）</w:t>
-      </w:r>
-    </w:p>
-    <w:p>
-      <w:pPr>
-        <w:spacing w:before="0" w:after="120" w:line="264" w:lineRule="auto"/>
-      </w:pPr>
-      <w:r>
-        <w:rPr>
-          <w:rFonts w:ascii="Arial Unicode MS" w:hAnsi="Arial Unicode MS" w:eastAsia="Arial Unicode MS" w:cs="Arial Unicode MS"/>
-          <w:b w:val="0"/>
-          <w:i w:val="0"/>
-        </w:rPr>
-        <w:t>取締役会の決議は、議決に加わることができる取締役の過半数が出席し、その過半数をもって行う。</w:t>
-      </w:r>
-    </w:p>
-    <w:p>
-      <w:pPr>
-        <w:pStyle w:val="Heading2"/>
-      </w:pPr>
-      <w:r>
-        <w:rPr>
-          <w:rFonts w:ascii="Arial Unicode MS" w:hAnsi="Arial Unicode MS" w:eastAsia="Arial Unicode MS" w:cs="Arial Unicode MS"/>
-          <w:b w:val="0"/>
-          <w:i w:val="0"/>
-        </w:rPr>
-        <w:t>第12条（特別利害関係）</w:t>
-      </w:r>
-    </w:p>
-    <w:p>
-      <w:pPr>
-        <w:spacing w:before="0" w:after="120" w:line="264" w:lineRule="auto"/>
-      </w:pPr>
-      <w:r>
-        <w:rPr>
-          <w:rFonts w:ascii="Arial Unicode MS" w:hAnsi="Arial Unicode MS" w:eastAsia="Arial Unicode MS" w:cs="Arial Unicode MS"/>
-          <w:b w:val="0"/>
-          <w:i w:val="0"/>
-        </w:rPr>
-        <w:t>決議について特別の利害関係を有する取締役は、当該決議に参加することができない。</w:t>
-      </w:r>
-    </w:p>
-    <w:p>
-      <w:pPr>
-        <w:pStyle w:val="ListNumber"/>
-        <w:spacing w:before="0" w:after="160" w:line="280" w:lineRule="auto"/>
-        <w:ind w:left="720" w:hanging="360"/>
-      </w:pPr>
-      <w:r>
-        <w:rPr>
-          <w:rFonts w:ascii="Arial Unicode MS" w:hAnsi="Arial Unicode MS" w:eastAsia="Arial Unicode MS" w:cs="Arial Unicode MS"/>
-          <w:b w:val="0"/>
-          <w:i w:val="0"/>
-        </w:rPr>
-        <w:t>前項の取締役の出席は、当該決議における定足数に算入しない。</w:t>
-      </w:r>
-    </w:p>
-    <w:p>
-      <w:pPr>
-        <w:pStyle w:val="Heading2"/>
-      </w:pPr>
-      <w:r>
-        <w:rPr>
-          <w:rFonts w:ascii="Arial Unicode MS" w:hAnsi="Arial Unicode MS" w:eastAsia="Arial Unicode MS" w:cs="Arial Unicode MS"/>
-          <w:b w:val="0"/>
-          <w:i w:val="0"/>
-        </w:rPr>
-        <w:t>第13条（書面決議）</w:t>
-      </w:r>
-    </w:p>
-    <w:p>
-      <w:pPr>
-        <w:spacing w:before="0" w:after="120" w:line="264" w:lineRule="auto"/>
-      </w:pPr>
-      <w:r>
-        <w:rPr>
-          <w:rFonts w:ascii="Arial Unicode MS" w:hAnsi="Arial Unicode MS" w:eastAsia="Arial Unicode MS" w:cs="Arial Unicode MS"/>
-          <w:b w:val="0"/>
-          <w:i w:val="0"/>
-        </w:rPr>
-        <w:t>定款に定めがある場合、取締役が取締役会の決議の目的である事項について提案したときは、当該提案につき取締役の全員が書面又は電磁的記録により同意の意思表示をし、監査役が異議を述べないときは、当該提案を可決する旨の取締役会決議があったものとみなす。</w:t>
-      </w:r>
-    </w:p>
-    <w:p>
-      <w:pPr>
-        <w:pStyle w:val="Heading1"/>
-      </w:pPr>
-      <w:r>
-        <w:rPr>
-          <w:rFonts w:ascii="Arial Unicode MS" w:hAnsi="Arial Unicode MS" w:eastAsia="Arial Unicode MS" w:cs="Arial Unicode MS"/>
-          <w:b w:val="0"/>
-          <w:i w:val="0"/>
-        </w:rPr>
-        <w:t>第6章 議事録</w:t>
-      </w:r>
-    </w:p>
-    <w:p>
-      <w:pPr>
-        <w:pStyle w:val="Heading2"/>
-      </w:pPr>
-      <w:r>
-        <w:rPr>
-          <w:rFonts w:ascii="Arial Unicode MS" w:hAnsi="Arial Unicode MS" w:eastAsia="Arial Unicode MS" w:cs="Arial Unicode MS"/>
-          <w:b w:val="0"/>
-          <w:i w:val="0"/>
-        </w:rPr>
-        <w:t>第14条（議事録）</w:t>
+        <w:t>第15条（議事録）</w:t>
       </w:r>
     </w:p>
     <w:p>
@@ -761,7 +924,7 @@
           <w:b w:val="0"/>
           <w:i w:val="0"/>
         </w:rPr>
-        <w:t>議事録には、開催日時、開催場所、出席者、議事の経過の要領及びその結果、決議事項、報告事項、発言の要旨その他法令で定める事項を記載又は記録する。</w:t>
+        <w:t>議事録には、開催日時、開催場所又は開催方法、出席者、議事の経過の要領及びその結果、決議事項、報告事項、発言の要旨その他法令で定める事項を記載又は記録する。</w:t>
       </w:r>
     </w:p>
     <w:p>
@@ -776,12 +939,14 @@
           <w:b w:val="0"/>
           <w:i w:val="0"/>
         </w:rPr>
-        <w:t>出席した取締役及び監査役は、議事録に署名若しくは記名押印又は電子署名を行う。</w:t>
+        <w:t>議事録の作成担当者は、事務局が議案及び稟議内容を踏まえて定める。</w:t>
       </w:r>
     </w:p>
     <w:p>
       <w:pPr>
-        <w:pStyle w:val="Heading2"/>
+        <w:pStyle w:val="ListNumber"/>
+        <w:spacing w:before="0" w:after="160" w:line="280" w:lineRule="auto"/>
+        <w:ind w:left="720" w:hanging="360"/>
       </w:pPr>
       <w:r>
         <w:rPr>
@@ -789,12 +954,14 @@
           <w:b w:val="0"/>
           <w:i w:val="0"/>
         </w:rPr>
-        <w:t>第15条（資料の保存）</w:t>
+        <w:t>出席した取締役及び監査役は、議事録の内容を確認し、当面はNotion上の確認記録により確認及び承認の証跡を残す。</w:t>
       </w:r>
     </w:p>
     <w:p>
       <w:pPr>
-        <w:spacing w:before="0" w:after="120" w:line="264" w:lineRule="auto"/>
+        <w:pStyle w:val="ListNumber"/>
+        <w:spacing w:before="0" w:after="160" w:line="280" w:lineRule="auto"/>
+        <w:ind w:left="720" w:hanging="360"/>
       </w:pPr>
       <w:r>
         <w:rPr>
@@ -802,14 +969,12 @@
           <w:b w:val="0"/>
           <w:i w:val="0"/>
         </w:rPr>
-        <w:t>取締役会議事録及び付議資料は、主管部署が適切に保存管理する。</w:t>
+        <w:t>法令、定款又は取締役会が必要と認める場合は、出席した取締役及び監査役が議事録に署名若しくは記名押印又は電子署名を行う。</w:t>
       </w:r>
     </w:p>
     <w:p>
       <w:pPr>
-        <w:pStyle w:val="ListNumber"/>
-        <w:spacing w:before="0" w:after="160" w:line="280" w:lineRule="auto"/>
-        <w:ind w:left="720" w:hanging="360"/>
+        <w:pStyle w:val="Heading2"/>
       </w:pPr>
       <w:r>
         <w:rPr>
@@ -817,12 +982,12 @@
           <w:b w:val="0"/>
           <w:i w:val="0"/>
         </w:rPr>
-        <w:t>保存期間は、法令に定める期間又は文書管理規程に定める期間のいずれか長い期間とする。</w:t>
+        <w:t>第16条（資料の保存）</w:t>
       </w:r>
     </w:p>
     <w:p>
       <w:pPr>
-        <w:pStyle w:val="Heading1"/>
+        <w:spacing w:before="0" w:after="120" w:line="264" w:lineRule="auto"/>
       </w:pPr>
       <w:r>
         <w:rPr>
@@ -830,12 +995,14 @@
           <w:b w:val="0"/>
           <w:i w:val="0"/>
         </w:rPr>
-        <w:t>第7章 事務局</w:t>
+        <w:t>取締役会議事録、付議資料、招集通知及び確認記録は、原則としてNotionに保存する。</w:t>
       </w:r>
     </w:p>
     <w:p>
       <w:pPr>
-        <w:pStyle w:val="Heading2"/>
+        <w:pStyle w:val="ListNumber"/>
+        <w:spacing w:before="0" w:after="160" w:line="280" w:lineRule="auto"/>
+        <w:ind w:left="720" w:hanging="360"/>
       </w:pPr>
       <w:r>
         <w:rPr>
@@ -843,7 +1010,59 @@
           <w:b w:val="0"/>
           <w:i w:val="0"/>
         </w:rPr>
-        <w:t>第16条（事務局）</w:t>
+        <w:t>議事録の保存期間は10年とする。ただし、文書管理規程にこれを超える保存期間の定めがある場合は、当該保存期間による。</w:t>
+      </w:r>
+    </w:p>
+    <w:p>
+      <w:pPr>
+        <w:pStyle w:val="Heading2"/>
+      </w:pPr>
+      <w:r>
+        <w:rPr>
+          <w:rFonts w:ascii="Arial Unicode MS" w:hAnsi="Arial Unicode MS" w:eastAsia="Arial Unicode MS" w:cs="Arial Unicode MS"/>
+          <w:b w:val="0"/>
+          <w:i w:val="0"/>
+        </w:rPr>
+        <w:t>第17条（欠席者に対する通知）</w:t>
+      </w:r>
+    </w:p>
+    <w:p>
+      <w:pPr>
+        <w:spacing w:before="0" w:after="120" w:line="264" w:lineRule="auto"/>
+      </w:pPr>
+      <w:r>
+        <w:rPr>
+          <w:rFonts w:ascii="Arial Unicode MS" w:hAnsi="Arial Unicode MS" w:eastAsia="Arial Unicode MS" w:cs="Arial Unicode MS"/>
+          <w:b w:val="0"/>
+          <w:i w:val="0"/>
+        </w:rPr>
+        <w:t>取締役会の議事の経過の要領及び結果は、欠席した取締役及び監査役に通知しなければならない。</w:t>
+      </w:r>
+    </w:p>
+    <w:p>
+      <w:pPr>
+        <w:pStyle w:val="Heading1"/>
+      </w:pPr>
+      <w:r>
+        <w:rPr>
+          <w:rFonts w:ascii="Arial Unicode MS" w:hAnsi="Arial Unicode MS" w:eastAsia="Arial Unicode MS" w:cs="Arial Unicode MS"/>
+          <w:b w:val="0"/>
+          <w:i w:val="0"/>
+        </w:rPr>
+        <w:t>第6章 事務局</w:t>
+      </w:r>
+    </w:p>
+    <w:p>
+      <w:pPr>
+        <w:pStyle w:val="Heading2"/>
+      </w:pPr>
+      <w:r>
+        <w:rPr>
+          <w:rFonts w:ascii="Arial Unicode MS" w:hAnsi="Arial Unicode MS" w:eastAsia="Arial Unicode MS" w:cs="Arial Unicode MS"/>
+          <w:b w:val="0"/>
+          <w:i w:val="0"/>
+        </w:rPr>
+        <w:t>第18条（事務局）</w:t>
       </w:r>
     </w:p>
     <w:p>
@@ -884,7 +1103,7 @@
           <w:b w:val="0"/>
           <w:i w:val="0"/>
         </w:rPr>
-        <w:t>第8章 改廃</w:t>
+        <w:t>第7章 その他</w:t>
       </w:r>
     </w:p>
     <w:p>
@@ -897,7 +1116,7 @@
           <w:b w:val="0"/>
           <w:i w:val="0"/>
         </w:rPr>
-        <w:t>第17条（改廃）</w:t>
+        <w:t>第19条（改廃）</w:t>
       </w:r>
     </w:p>
     <w:p>
@@ -910,7 +1129,33 @@
           <w:b w:val="0"/>
           <w:i w:val="0"/>
         </w:rPr>
-        <w:t>本規程の制定、改廃は、取締役会の決議による。</w:t>
+        <w:t>本規程の改廃は、規程管理規程による。</w:t>
+      </w:r>
+    </w:p>
+    <w:p>
+      <w:pPr>
+        <w:pStyle w:val="Heading2"/>
+      </w:pPr>
+      <w:r>
+        <w:rPr>
+          <w:rFonts w:ascii="Arial Unicode MS" w:hAnsi="Arial Unicode MS" w:eastAsia="Arial Unicode MS" w:cs="Arial Unicode MS"/>
+          <w:b w:val="0"/>
+          <w:i w:val="0"/>
+        </w:rPr>
+        <w:t>第20条（その他）</w:t>
+      </w:r>
+    </w:p>
+    <w:p>
+      <w:pPr>
+        <w:spacing w:before="0" w:after="120" w:line="264" w:lineRule="auto"/>
+      </w:pPr>
+      <w:r>
+        <w:rPr>
+          <w:rFonts w:ascii="Arial Unicode MS" w:hAnsi="Arial Unicode MS" w:eastAsia="Arial Unicode MS" w:cs="Arial Unicode MS"/>
+          <w:b w:val="0"/>
+          <w:i w:val="0"/>
+        </w:rPr>
+        <w:t>取締役会の運営について、法令、定款又は本規程に定めのない事項のうち、招集に関する事項は招集権者が、その他の事項は議長が決定する。</w:t>
       </w:r>
     </w:p>
     <w:p>
@@ -977,7 +1222,22 @@
           <w:b w:val="0"/>
           <w:i w:val="0"/>
         </w:rPr>
-        <w:t>株主総会に関する事項</w:t>
+        <w:t>経営方針、年度予算、中期経営計画その他重要な経営計画</w:t>
+      </w:r>
+    </w:p>
+    <w:p>
+      <w:pPr>
+        <w:pStyle w:val="ListNumber"/>
+        <w:spacing w:before="0" w:after="160" w:line="280" w:lineRule="auto"/>
+        <w:ind w:left="720" w:hanging="360"/>
+      </w:pPr>
+      <w:r>
+        <w:rPr>
+          <w:rFonts w:ascii="Arial Unicode MS" w:hAnsi="Arial Unicode MS" w:eastAsia="Arial Unicode MS" w:cs="Arial Unicode MS"/>
+          <w:b w:val="0"/>
+          <w:i w:val="0"/>
+        </w:rPr>
+        <w:t>株主総会の招集、議案その他株主総会に関する事項</w:t>
       </w:r>
     </w:p>
     <w:p>
@@ -1007,6 +1267,21 @@
           <w:b w:val="0"/>
           <w:i w:val="0"/>
         </w:rPr>
+        <w:t>取締役の担当業務、役員報酬、重要な人事に関する事項</w:t>
+      </w:r>
+    </w:p>
+    <w:p>
+      <w:pPr>
+        <w:pStyle w:val="ListNumber"/>
+        <w:spacing w:before="0" w:after="160" w:line="280" w:lineRule="auto"/>
+        <w:ind w:left="720" w:hanging="360"/>
+      </w:pPr>
+      <w:r>
+        <w:rPr>
+          <w:rFonts w:ascii="Arial Unicode MS" w:hAnsi="Arial Unicode MS" w:eastAsia="Arial Unicode MS" w:cs="Arial Unicode MS"/>
+          <w:b w:val="0"/>
+          <w:i w:val="0"/>
+        </w:rPr>
         <w:t>重要な組織の新設、変更及び廃止</w:t>
       </w:r>
     </w:p>
@@ -1037,21 +1312,6 @@
           <w:b w:val="0"/>
           <w:i w:val="0"/>
         </w:rPr>
-        <w:t>年度予算、中期経営計画その他重要な経営計画</w:t>
-      </w:r>
-    </w:p>
-    <w:p>
-      <w:pPr>
-        <w:pStyle w:val="ListNumber"/>
-        <w:spacing w:before="0" w:after="160" w:line="280" w:lineRule="auto"/>
-        <w:ind w:left="720" w:hanging="360"/>
-      </w:pPr>
-      <w:r>
-        <w:rPr>
-          <w:rFonts w:ascii="Arial Unicode MS" w:hAnsi="Arial Unicode MS" w:eastAsia="Arial Unicode MS" w:cs="Arial Unicode MS"/>
-          <w:b w:val="0"/>
-          <w:i w:val="0"/>
-        </w:rPr>
         <w:t>重要な投資、出資、貸付、借入、債務保証</w:t>
       </w:r>
     </w:p>
@@ -1097,21 +1357,6 @@
           <w:b w:val="0"/>
           <w:i w:val="0"/>
         </w:rPr>
-        <w:t>重要な人事、採用、異動、報酬</w:t>
-      </w:r>
-    </w:p>
-    <w:p>
-      <w:pPr>
-        <w:pStyle w:val="ListNumber"/>
-        <w:spacing w:before="0" w:after="160" w:line="280" w:lineRule="auto"/>
-        <w:ind w:left="720" w:hanging="360"/>
-      </w:pPr>
-      <w:r>
-        <w:rPr>
-          <w:rFonts w:ascii="Arial Unicode MS" w:hAnsi="Arial Unicode MS" w:eastAsia="Arial Unicode MS" w:cs="Arial Unicode MS"/>
-          <w:b w:val="0"/>
-          <w:i w:val="0"/>
-        </w:rPr>
         <w:t>関連当事者取引、利益相反取引、競業取引</w:t>
       </w:r>
     </w:p>
@@ -1185,7 +1430,7 @@
           <w:b w:val="0"/>
           <w:i w:val="0"/>
         </w:rPr>
-        <w:t>取締役会設置会社への移行時期</w:t>
+        <w:t>定款変更及び登記の具体日程</w:t>
       </w:r>
     </w:p>
     <w:p>
@@ -1200,7 +1445,7 @@
           <w:b w:val="0"/>
           <w:i w:val="0"/>
         </w:rPr>
-        <w:t>追加取締役1名以上の候補者</w:t>
+        <w:t>定款に決議省略の定めがあるか</w:t>
       </w:r>
     </w:p>
     <w:p>
@@ -1215,112 +1460,7 @@
           <w:b w:val="0"/>
           <w:i w:val="0"/>
         </w:rPr>
-        <w:t>監査役候補者</w:t>
-      </w:r>
-    </w:p>
-    <w:p>
-      <w:pPr>
-        <w:pStyle w:val="ListBullet"/>
-        <w:spacing w:before="0" w:after="160" w:line="280" w:lineRule="auto"/>
-        <w:ind w:left="720" w:hanging="360"/>
-      </w:pPr>
-      <w:r>
-        <w:rPr>
-          <w:rFonts w:ascii="Arial Unicode MS" w:hAnsi="Arial Unicode MS" w:eastAsia="Arial Unicode MS" w:cs="Arial Unicode MS"/>
-          <w:b w:val="0"/>
-          <w:i w:val="0"/>
-        </w:rPr>
-        <w:t>定款変更及び登記の予定時期</w:t>
-      </w:r>
-    </w:p>
-    <w:p>
-      <w:pPr>
-        <w:pStyle w:val="ListBullet"/>
-        <w:spacing w:before="0" w:after="160" w:line="280" w:lineRule="auto"/>
-        <w:ind w:left="720" w:hanging="360"/>
-      </w:pPr>
-      <w:r>
-        <w:rPr>
-          <w:rFonts w:ascii="Arial Unicode MS" w:hAnsi="Arial Unicode MS" w:eastAsia="Arial Unicode MS" w:cs="Arial Unicode MS"/>
-          <w:b w:val="0"/>
-          <w:i w:val="0"/>
-        </w:rPr>
-        <w:t>定款に書面決議の定めがあるか</w:t>
-      </w:r>
-    </w:p>
-    <w:p>
-      <w:pPr>
-        <w:pStyle w:val="ListBullet"/>
-        <w:spacing w:before="0" w:after="160" w:line="280" w:lineRule="auto"/>
-        <w:ind w:left="720" w:hanging="360"/>
-      </w:pPr>
-      <w:r>
-        <w:rPr>
-          <w:rFonts w:ascii="Arial Unicode MS" w:hAnsi="Arial Unicode MS" w:eastAsia="Arial Unicode MS" w:cs="Arial Unicode MS"/>
-          <w:b w:val="0"/>
-          <w:i w:val="0"/>
-        </w:rPr>
-        <w:t>取締役会の招集通知期限を何日前にするか</w:t>
-      </w:r>
-    </w:p>
-    <w:p>
-      <w:pPr>
-        <w:pStyle w:val="ListBullet"/>
-        <w:spacing w:before="0" w:after="160" w:line="280" w:lineRule="auto"/>
-        <w:ind w:left="720" w:hanging="360"/>
-      </w:pPr>
-      <w:r>
-        <w:rPr>
-          <w:rFonts w:ascii="Arial Unicode MS" w:hAnsi="Arial Unicode MS" w:eastAsia="Arial Unicode MS" w:cs="Arial Unicode MS"/>
-          <w:b w:val="0"/>
-          <w:i w:val="0"/>
-        </w:rPr>
-        <w:t>取締役会資料の提出期限を何営業日前にするか</w:t>
-      </w:r>
-    </w:p>
-    <w:p>
-      <w:pPr>
-        <w:pStyle w:val="ListBullet"/>
-        <w:spacing w:before="0" w:after="160" w:line="280" w:lineRule="auto"/>
-        <w:ind w:left="720" w:hanging="360"/>
-      </w:pPr>
-      <w:r>
-        <w:rPr>
-          <w:rFonts w:ascii="Arial Unicode MS" w:hAnsi="Arial Unicode MS" w:eastAsia="Arial Unicode MS" w:cs="Arial Unicode MS"/>
-          <w:b w:val="0"/>
-          <w:i w:val="0"/>
-        </w:rPr>
-        <w:t>議事録への署名方法を紙・電子のどちらにするか</w:t>
-      </w:r>
-    </w:p>
-    <w:p>
-      <w:pPr>
-        <w:pStyle w:val="ListBullet"/>
-        <w:spacing w:before="0" w:after="160" w:line="280" w:lineRule="auto"/>
-        <w:ind w:left="720" w:hanging="360"/>
-      </w:pPr>
-      <w:r>
-        <w:rPr>
-          <w:rFonts w:ascii="Arial Unicode MS" w:hAnsi="Arial Unicode MS" w:eastAsia="Arial Unicode MS" w:cs="Arial Unicode MS"/>
-          <w:b w:val="0"/>
-          <w:i w:val="0"/>
-        </w:rPr>
-        <w:t>取締役会付議基準の金額基準</w:t>
-      </w:r>
-    </w:p>
-    <w:p>
-      <w:pPr>
-        <w:pStyle w:val="ListBullet"/>
-        <w:spacing w:before="0" w:after="160" w:line="280" w:lineRule="auto"/>
-        <w:ind w:left="720" w:hanging="360"/>
-      </w:pPr>
-      <w:r>
-        <w:rPr>
-          <w:rFonts w:ascii="Arial Unicode MS" w:hAnsi="Arial Unicode MS" w:eastAsia="Arial Unicode MS" w:cs="Arial Unicode MS"/>
-          <w:b w:val="0"/>
-          <w:i w:val="0"/>
-        </w:rPr>
-        <w:t>月次決算を何営業日で締め、いつ取締役会報告するか</w:t>
+        <w:t>100万円以上の重要支出、重要契約、重要外注、借入、投資以外に取締役会へ上程すべき事項があるか</w:t>
       </w:r>
     </w:p>
     <w:p>
@@ -1393,21 +1533,6 @@
           <w:b w:val="0"/>
           <w:i w:val="0"/>
         </w:rPr>
-        <w:t>想定上場時期は3年後。</w:t>
-      </w:r>
-    </w:p>
-    <w:p>
-      <w:pPr>
-        <w:pStyle w:val="ListBullet"/>
-        <w:spacing w:before="0" w:after="160" w:line="280" w:lineRule="auto"/>
-        <w:ind w:left="720" w:hanging="360"/>
-      </w:pPr>
-      <w:r>
-        <w:rPr>
-          <w:rFonts w:ascii="Arial Unicode MS" w:hAnsi="Arial Unicode MS" w:eastAsia="Arial Unicode MS" w:cs="Arial Unicode MS"/>
-          <w:b w:val="0"/>
-          <w:i w:val="0"/>
-        </w:rPr>
         <w:t>現在の整理はN-1期。ただし、3年後上場予定との関係は要確認。</w:t>
       </w:r>
     </w:p>
@@ -1438,7 +1563,172 @@
           <w:b w:val="0"/>
           <w:i w:val="0"/>
         </w:rPr>
-        <w:t>取締役会設置会社化には、取締役3名以上及び監査役の選任を前提に準備する。</w:t>
+        <w:t>取締役会設置会社化はN-1期中に行う方針とし、取締役3名以上及び監査役の選任を前提に準備する。</w:t>
+      </w:r>
+    </w:p>
+    <w:p>
+      <w:pPr>
+        <w:pStyle w:val="ListBullet"/>
+        <w:spacing w:before="0" w:after="160" w:line="280" w:lineRule="auto"/>
+        <w:ind w:left="720" w:hanging="360"/>
+      </w:pPr>
+      <w:r>
+        <w:rPr>
+          <w:rFonts w:ascii="Arial Unicode MS" w:hAnsi="Arial Unicode MS" w:eastAsia="Arial Unicode MS" w:cs="Arial Unicode MS"/>
+          <w:b w:val="0"/>
+          <w:i w:val="0"/>
+        </w:rPr>
+        <w:t>現状の取締役は伊藤翔及び柿塚。追加取締役1名は未定であり、現状は外部人材を検討する。</w:t>
+      </w:r>
+    </w:p>
+    <w:p>
+      <w:pPr>
+        <w:pStyle w:val="ListBullet"/>
+        <w:spacing w:before="0" w:after="160" w:line="280" w:lineRule="auto"/>
+        <w:ind w:left="720" w:hanging="360"/>
+      </w:pPr>
+      <w:r>
+        <w:rPr>
+          <w:rFonts w:ascii="Arial Unicode MS" w:hAnsi="Arial Unicode MS" w:eastAsia="Arial Unicode MS" w:cs="Arial Unicode MS"/>
+          <w:b w:val="0"/>
+          <w:i w:val="0"/>
+        </w:rPr>
+        <w:t>監査役は外部候補を優先し、非常勤監査役で開始する方針とする。</w:t>
+      </w:r>
+    </w:p>
+    <w:p>
+      <w:pPr>
+        <w:pStyle w:val="ListBullet"/>
+        <w:spacing w:before="0" w:after="160" w:line="280" w:lineRule="auto"/>
+        <w:ind w:left="720" w:hanging="360"/>
+      </w:pPr>
+      <w:r>
+        <w:rPr>
+          <w:rFonts w:ascii="Arial Unicode MS" w:hAnsi="Arial Unicode MS" w:eastAsia="Arial Unicode MS" w:cs="Arial Unicode MS"/>
+          <w:b w:val="0"/>
+          <w:i w:val="0"/>
+        </w:rPr>
+        <w:t>監査役候補者は現時点では未定とする。</w:t>
+      </w:r>
+    </w:p>
+    <w:p>
+      <w:pPr>
+        <w:pStyle w:val="ListBullet"/>
+        <w:spacing w:before="0" w:after="160" w:line="280" w:lineRule="auto"/>
+        <w:ind w:left="720" w:hanging="360"/>
+      </w:pPr>
+      <w:r>
+        <w:rPr>
+          <w:rFonts w:ascii="Arial Unicode MS" w:hAnsi="Arial Unicode MS" w:eastAsia="Arial Unicode MS" w:cs="Arial Unicode MS"/>
+          <w:b w:val="0"/>
+          <w:i w:val="0"/>
+        </w:rPr>
+        <w:t>監査役の選任時期はN-1期中とする。</w:t>
+      </w:r>
+    </w:p>
+    <w:p>
+      <w:pPr>
+        <w:pStyle w:val="ListBullet"/>
+        <w:spacing w:before="0" w:after="160" w:line="280" w:lineRule="auto"/>
+        <w:ind w:left="720" w:hanging="360"/>
+      </w:pPr>
+      <w:r>
+        <w:rPr>
+          <w:rFonts w:ascii="Arial Unicode MS" w:hAnsi="Arial Unicode MS" w:eastAsia="Arial Unicode MS" w:cs="Arial Unicode MS"/>
+          <w:b w:val="0"/>
+          <w:i w:val="0"/>
+        </w:rPr>
+        <w:t>定款変更及び登記の具体時期は、支援会社レビュー後に司法書士と確定する。</w:t>
+      </w:r>
+    </w:p>
+    <w:p>
+      <w:pPr>
+        <w:pStyle w:val="ListBullet"/>
+        <w:spacing w:before="0" w:after="160" w:line="280" w:lineRule="auto"/>
+        <w:ind w:left="720" w:hanging="360"/>
+      </w:pPr>
+      <w:r>
+        <w:rPr>
+          <w:rFonts w:ascii="Arial Unicode MS" w:hAnsi="Arial Unicode MS" w:eastAsia="Arial Unicode MS" w:cs="Arial Unicode MS"/>
+          <w:b w:val="0"/>
+          <w:i w:val="0"/>
+        </w:rPr>
+        <w:t>取締役会の招集通知期限は開催日の3日前とする。</w:t>
+      </w:r>
+    </w:p>
+    <w:p>
+      <w:pPr>
+        <w:pStyle w:val="ListBullet"/>
+        <w:spacing w:before="0" w:after="160" w:line="280" w:lineRule="auto"/>
+        <w:ind w:left="720" w:hanging="360"/>
+      </w:pPr>
+      <w:r>
+        <w:rPr>
+          <w:rFonts w:ascii="Arial Unicode MS" w:hAnsi="Arial Unicode MS" w:eastAsia="Arial Unicode MS" w:cs="Arial Unicode MS"/>
+          <w:b w:val="0"/>
+          <w:i w:val="0"/>
+        </w:rPr>
+        <w:t>取締役会資料の提出期限は、原則として開催日の3日前とする。</w:t>
+      </w:r>
+    </w:p>
+    <w:p>
+      <w:pPr>
+        <w:pStyle w:val="ListBullet"/>
+        <w:spacing w:before="0" w:after="160" w:line="280" w:lineRule="auto"/>
+        <w:ind w:left="720" w:hanging="360"/>
+      </w:pPr>
+      <w:r>
+        <w:rPr>
+          <w:rFonts w:ascii="Arial Unicode MS" w:hAnsi="Arial Unicode MS" w:eastAsia="Arial Unicode MS" w:cs="Arial Unicode MS"/>
+          <w:b w:val="0"/>
+          <w:i w:val="0"/>
+        </w:rPr>
+        <w:t>取締役会への上程基準は、100万円以上の重要支出、重要契約、重要外注、借入、投資その他重要事項を原則とする。</w:t>
+      </w:r>
+    </w:p>
+    <w:p>
+      <w:pPr>
+        <w:pStyle w:val="ListBullet"/>
+        <w:spacing w:before="0" w:after="160" w:line="280" w:lineRule="auto"/>
+        <w:ind w:left="720" w:hanging="360"/>
+      </w:pPr>
+      <w:r>
+        <w:rPr>
+          <w:rFonts w:ascii="Arial Unicode MS" w:hAnsi="Arial Unicode MS" w:eastAsia="Arial Unicode MS" w:cs="Arial Unicode MS"/>
+          <w:b w:val="0"/>
+          <w:i w:val="0"/>
+        </w:rPr>
+        <w:t>取締役会議事録、付議資料、招集通知及び確認記録はNotionに保存する。</w:t>
+      </w:r>
+    </w:p>
+    <w:p>
+      <w:pPr>
+        <w:pStyle w:val="ListBullet"/>
+        <w:spacing w:before="0" w:after="160" w:line="280" w:lineRule="auto"/>
+        <w:ind w:left="720" w:hanging="360"/>
+      </w:pPr>
+      <w:r>
+        <w:rPr>
+          <w:rFonts w:ascii="Arial Unicode MS" w:hAnsi="Arial Unicode MS" w:eastAsia="Arial Unicode MS" w:cs="Arial Unicode MS"/>
+          <w:b w:val="0"/>
+          <w:i w:val="0"/>
+        </w:rPr>
+        <w:t>議事録の確認及び承認は、当面はNotion上の確認記録で進める。</w:t>
+      </w:r>
+    </w:p>
+    <w:p>
+      <w:pPr>
+        <w:pStyle w:val="ListBullet"/>
+        <w:spacing w:before="0" w:after="160" w:line="280" w:lineRule="auto"/>
+        <w:ind w:left="720" w:hanging="360"/>
+      </w:pPr>
+      <w:r>
+        <w:rPr>
+          <w:rFonts w:ascii="Arial Unicode MS" w:hAnsi="Arial Unicode MS" w:eastAsia="Arial Unicode MS" w:cs="Arial Unicode MS"/>
+          <w:b w:val="0"/>
+          <w:i w:val="0"/>
+        </w:rPr>
+        <w:t>月次決算完了後すぐに経営会議を開催し、必要事項を取締役会へ上程する。</w:t>
       </w:r>
     </w:p>
     <w:p>
